--- a/final-rapor.docx
+++ b/final-rapor.docx
@@ -254,7 +254,7 @@
             <w:sz w:val="28"/>
             <w:szCs w:val="28"/>
           </w:rPr>
-          <w:t>https://drive.google.com/file/d/17UWcCG6K5i0Vuxc8LgbvN2aRYebwlxx-/view?usp=sharing</w:t>
+          <w:t>https://drive.google.com/file/d/16eQyYNMsEXRnAdtIncXe_vsFfles2qP7/view?usp=sharing</w:t>
         </w:r>
       </w:hyperlink>
     </w:p>
@@ -2252,6 +2252,7 @@
       <w:r>
         <w:rPr>
           <w:rFonts w:ascii="Arial" w:hAnsi="Arial" w:cs="Arial"/>
+          <w:noProof/>
           <w:sz w:val="24"/>
           <w:szCs w:val="24"/>
         </w:rPr>
@@ -2324,6 +2325,7 @@
       <w:r>
         <w:rPr>
           <w:rFonts w:ascii="Arial" w:hAnsi="Arial" w:cs="Arial"/>
+          <w:noProof/>
           <w:sz w:val="24"/>
           <w:szCs w:val="24"/>
         </w:rPr>
@@ -2377,6 +2379,7 @@
       <w:r>
         <w:rPr>
           <w:rFonts w:ascii="Arial" w:hAnsi="Arial" w:cs="Arial"/>
+          <w:noProof/>
           <w:sz w:val="24"/>
           <w:szCs w:val="24"/>
         </w:rPr>
@@ -3127,6 +3130,7 @@
       <w:r>
         <w:rPr>
           <w:rFonts w:ascii="Arial" w:hAnsi="Arial" w:cs="Arial"/>
+          <w:noProof/>
           <w:sz w:val="24"/>
           <w:szCs w:val="24"/>
         </w:rPr>
@@ -3273,6 +3277,7 @@
       <w:r>
         <w:rPr>
           <w:rFonts w:ascii="Arial" w:hAnsi="Arial" w:cs="Arial"/>
+          <w:noProof/>
           <w:sz w:val="24"/>
           <w:szCs w:val="24"/>
         </w:rPr>
@@ -3675,6 +3680,7 @@
       <w:r>
         <w:rPr>
           <w:rFonts w:ascii="Arial" w:hAnsi="Arial" w:cs="Arial"/>
+          <w:noProof/>
           <w:sz w:val="24"/>
           <w:szCs w:val="24"/>
         </w:rPr>
@@ -3786,6 +3792,7 @@
       <w:r>
         <w:rPr>
           <w:rFonts w:ascii="Arial" w:hAnsi="Arial" w:cs="Arial"/>
+          <w:noProof/>
           <w:sz w:val="24"/>
           <w:szCs w:val="24"/>
         </w:rPr>
@@ -4141,6 +4148,7 @@
       <w:r>
         <w:rPr>
           <w:rFonts w:ascii="Arial" w:hAnsi="Arial" w:cs="Arial"/>
+          <w:noProof/>
           <w:sz w:val="24"/>
           <w:szCs w:val="24"/>
         </w:rPr>
@@ -4413,6 +4421,7 @@
       <w:r>
         <w:rPr>
           <w:rFonts w:ascii="Arial" w:hAnsi="Arial" w:cs="Arial"/>
+          <w:noProof/>
           <w:sz w:val="24"/>
           <w:szCs w:val="24"/>
         </w:rPr>
@@ -4520,6 +4529,7 @@
       <w:r>
         <w:rPr>
           <w:rFonts w:ascii="Arial" w:hAnsi="Arial" w:cs="Arial"/>
+          <w:noProof/>
           <w:sz w:val="24"/>
           <w:szCs w:val="24"/>
         </w:rPr>
@@ -4710,6 +4720,7 @@
       <w:r>
         <w:rPr>
           <w:rFonts w:ascii="Arial" w:hAnsi="Arial" w:cs="Arial"/>
+          <w:noProof/>
           <w:sz w:val="24"/>
           <w:szCs w:val="24"/>
         </w:rPr>
@@ -4837,6 +4848,7 @@
       <w:r>
         <w:rPr>
           <w:rFonts w:ascii="Arial" w:hAnsi="Arial" w:cs="Arial"/>
+          <w:noProof/>
           <w:sz w:val="24"/>
           <w:szCs w:val="24"/>
         </w:rPr>
@@ -5161,6 +5173,7 @@
       <w:r>
         <w:rPr>
           <w:rFonts w:ascii="Arial" w:hAnsi="Arial" w:cs="Arial"/>
+          <w:noProof/>
           <w:sz w:val="24"/>
           <w:szCs w:val="24"/>
         </w:rPr>
@@ -6856,6 +6869,9 @@
         </w:rPr>
       </w:pPr>
       <w:r>
+        <w:rPr>
+          <w:noProof/>
+        </w:rPr>
         <w:lastRenderedPageBreak/>
         <w:drawing>
           <wp:inline distT="0" distB="0" distL="0" distR="0" wp14:anchorId="6CB4480C" wp14:editId="16FA63CB">
@@ -7011,6 +7027,7 @@
       <w:r>
         <w:rPr>
           <w:rFonts w:ascii="Arial" w:hAnsi="Arial" w:cs="Arial"/>
+          <w:noProof/>
           <w:sz w:val="24"/>
           <w:szCs w:val="24"/>
         </w:rPr>
